--- a/research/Physiological_Research_同刊参照修订_20261016/Yuan_中文.docx
+++ b/research/Physiological_Research_同刊参照修订_20261016/Yuan_中文.docx
@@ -492,7 +492,7 @@
           <w:color w:val="000000"/>
           <w:sz w:val="24"/>
         </w:rPr>
-        <w:t xml:space="preserve"> mRNA。模型组与伪手术组在同一第28天终点比较，复位队列则在异物取出后的较晚终点观察。相关论文曾报告本模型的Ang II/AT1-R表达[13]。两文共享来源实验中的血压观察，本稿生化及转录本分析则未在该文报告。存档血压记录见补充材料；HE示例视野纳入主文图件，来源资料另保留于补充材料。本研究描述区域指标的组间差异，考察可能伴随该模型出现的氧化还原表型。</w:t>
+        <w:t xml:space="preserve"> mRNA。模型组与伪手术组在同一第28天终点比较，复位队列则在异物取出后的较晚终点观察。相关论文曾报告本模型的Ang II/AT1-R表达[13]。两文共享来源实验中的血压观察，本稿生化及转录本分析则未在该文报告。存档血压记录、HE示例视野及来源资料见补充材料。本研究描述区域指标的组间差异，考察可能伴随该模型出现的氧化还原表型。</w:t>
       </w:r>
     </w:p>
     <w:p>
@@ -578,7 +578,7 @@
           <w:color w:val="000000"/>
           <w:sz w:val="24"/>
         </w:rPr>
-        <w:t>来源实验将60只大鼠编号，采用随机数字法分配至伪手术组10只和造模队列50只。伪手术大鼠全部存活；造模过程中死亡6只，其后死亡3只，存活41只，其中7只异物脱落、34只异物在位。第28天经影像和血压筛选后，将造模成功动物采用随机数字法分至模型、复位及颈上神经节切除组，每组10只。余下4只异物在位动物的后续去向无记录。本报告仅纳入伪手术、模型及复位组，最初各10只；不报告神经节切除及电生理结果。</w:t>
+        <w:t>来源实验将60只大鼠编号，采用随机数字法分配至伪手术组10只和造模队列50只。伪手术大鼠全部存活；造模过程中死亡6只，其后死亡3只，存活41只，其中7只异物脱落、34只异物在位。第28天经影像和血压筛选后，将造模成功动物采用随机数字法分至模型、复位及颈上神经节切除组，每组10只。余下4只异物在位动物留作备用，未纳入后续三个各10只的分组。本报告仅纳入伪手术、模型及复位组，最初各10只；不报告神经节切除及电生理结果。</w:t>
       </w:r>
     </w:p>
     <w:p>
@@ -1336,7 +1336,7 @@
           <w:color w:val="000000"/>
           <w:sz w:val="24"/>
         </w:rPr>
-        <w:t>存档HE视野可见核染色及形态各异的细胞轮廓（图3）。制片数量和图像与动物的对应关系无法确认，因此仅作示例展示，未作组间组织学推断。</w:t>
+        <w:t>存档HE视野可见核染色及形态各异的细胞轮廓（补充图S1）。制片数量和图像与动物的对应关系无法确认，因此仅作示例展示，未作组间组织学推断。</w:t>
       </w:r>
     </w:p>
     <w:p>
@@ -1485,7 +1485,7 @@
           <w:color w:val="000000"/>
           <w:sz w:val="24"/>
         </w:rPr>
-        <w:t>既往报道的本模型Ang II/AT1-R表达变化提供了另一项联系[13]。有关RVLM血管紧张素信号及血管紧张素相关NOX通路的实验研究，为理解本研究的区域观察提供了可能的框架[18,19]。本次分析未测量血管紧张素信号活性或交感神经放电。因此，图4所示关系是有待检验的拟议联系，而非已经确立的连接颈部扰动、NOX活性与血压调节的作用顺序。</w:t>
+        <w:t>既往报道的本模型Ang II/AT1-R表达变化提供了另一项联系[13]。有关RVLM血管紧张素信号及血管紧张素相关NOX通路的实验研究，为理解本研究的区域观察提供了可能的框架[18,19]。本次分析未测量血管紧张素信号活性或交感神经放电。因此，颈部扰动、NOX活性与血压调节之间的联系仍是假说，需要直接检验。</w:t>
       </w:r>
     </w:p>
     <w:p>
@@ -2273,176 +2273,6 @@
           <w:sz w:val="24"/>
         </w:rPr>
         <w:t>（B）相对mRNA表达。每组6只独立大鼠；柱为算术均值，误差线为样本SD，各点为单只动物。表达量先在动物内以β-actin归一化，再以伪手术组算术均值校准。括线比较模型与伪手术或复位组。检验采用ΔCq，对原始面板18项比较作统一Holm校正。图示P值均为上述18项比较校正后的P值。伪手术及模型组第28天、复位组第56天取材。完整结果见补充文件4。Sham为伪手术组，Rest.为复位组。</w:t>
-      </w:r>
-    </w:p>
-    <w:p>
-      <w:pPr>
-        <w:pStyle w:val="3"/>
-        <w:pageBreakBefore/>
-        <w:widowControl/>
-      </w:pPr>
-      <w:r>
-        <w:rPr>
-          <w:rFonts w:ascii="Times New Roman" w:hAnsi="Times New Roman" w:cs="Times New Roman" w:eastAsia="Songti SC"/>
-          <w:b/>
-          <w:color w:val="000000"/>
-          <w:sz w:val="26"/>
-        </w:rPr>
-        <w:t>图3</w:t>
-      </w:r>
-    </w:p>
-    <w:p>
-      <w:pPr>
-        <w:jc w:val="center"/>
-      </w:pPr>
-      <w:r>
-        <w:drawing>
-          <wp:inline xmlns:a="http://schemas.openxmlformats.org/drawingml/2006/main" xmlns:pic="http://schemas.openxmlformats.org/drawingml/2006/picture">
-            <wp:extent cx="5669280" cy="1304515"/>
-            <wp:docPr id="1" name="Picture 1" descr="Source H&amp;E fields"/>
-            <wp:cNvGraphicFramePr>
-              <a:graphicFrameLocks noChangeAspect="1"/>
-            </wp:cNvGraphicFramePr>
-            <a:graphic>
-              <a:graphicData uri="http://schemas.openxmlformats.org/drawingml/2006/picture">
-                <pic:pic>
-                  <pic:nvPicPr>
-                    <pic:cNvPr id="0" name="Yuan_fig1.jpg"/>
-                    <pic:cNvPicPr/>
-                  </pic:nvPicPr>
-                  <pic:blipFill>
-                    <a:blip r:embed="rId6"/>
-                    <a:stretch>
-                      <a:fillRect/>
-                    </a:stretch>
-                  </pic:blipFill>
-                  <pic:spPr>
-                    <a:xfrm>
-                      <a:off x="0" y="0"/>
-                      <a:ext cx="5669280" cy="1304515"/>
-                    </a:xfrm>
-                    <a:prstGeom prst="rect"/>
-                  </pic:spPr>
-                </pic:pic>
-              </a:graphicData>
-            </a:graphic>
-          </wp:inline>
-        </w:drawing>
-      </w:r>
-    </w:p>
-    <w:p>
-      <w:pPr>
-        <w:widowControl/>
-      </w:pPr>
-      <w:r>
-        <w:rPr>
-          <w:rFonts w:ascii="Times New Roman" w:hAnsi="Times New Roman" w:cs="Times New Roman" w:eastAsia="Songti SC"/>
-          <w:color w:val="000000"/>
-          <w:sz w:val="24"/>
-        </w:rPr>
-        <w:t>图3. 来源材料中标记为伪手术、模型和复位组的存档HE视野。保留原图组织像素及标示100 µm的比例尺。制片动物数、图像与动物对应及取样记录无法确认。这些视野仅作形态示例，不能确立组间组织学差异。</w:t>
-      </w:r>
-    </w:p>
-    <w:p>
-      <w:pPr>
-        <w:pStyle w:val="3"/>
-        <w:pageBreakBefore/>
-        <w:widowControl/>
-      </w:pPr>
-      <w:r>
-        <w:rPr>
-          <w:rFonts w:ascii="Times New Roman" w:hAnsi="Times New Roman" w:cs="Times New Roman" w:eastAsia="Songti SC"/>
-          <w:b/>
-          <w:color w:val="000000"/>
-          <w:sz w:val="26"/>
-        </w:rPr>
-        <w:t>图4</w:t>
-      </w:r>
-    </w:p>
-    <w:p>
-      <w:pPr>
-        <w:jc w:val="center"/>
-      </w:pPr>
-      <w:r>
-        <w:drawing>
-          <wp:inline xmlns:a="http://schemas.openxmlformats.org/drawingml/2006/main" xmlns:pic="http://schemas.openxmlformats.org/drawingml/2006/picture">
-            <wp:extent cx="5669280" cy="3628339"/>
-            <wp:docPr id="4" name="Picture 4" descr="Proposed mechanism requiring testing"/>
-            <wp:cNvGraphicFramePr>
-              <a:graphicFrameLocks noChangeAspect="1"/>
-            </wp:cNvGraphicFramePr>
-            <a:graphic>
-              <a:graphicData uri="http://schemas.openxmlformats.org/drawingml/2006/picture">
-                <pic:pic>
-                  <pic:nvPicPr>
-                    <pic:cNvPr id="0" name="Yuan_fig4.jpg"/>
-                    <pic:cNvPicPr/>
-                  </pic:nvPicPr>
-                  <pic:blipFill>
-                    <a:blip r:embed="rId9"/>
-                    <a:stretch>
-                      <a:fillRect/>
-                    </a:stretch>
-                  </pic:blipFill>
-                  <pic:spPr>
-                    <a:xfrm>
-                      <a:off x="0" y="0"/>
-                      <a:ext cx="5669280" cy="3628339"/>
-                    </a:xfrm>
-                    <a:prstGeom prst="rect"/>
-                  </pic:spPr>
-                </pic:pic>
-              </a:graphicData>
-            </a:graphic>
-          </wp:inline>
-        </w:drawing>
-      </w:r>
-    </w:p>
-    <w:p>
-      <w:pPr>
-        <w:widowControl/>
-      </w:pPr>
-      <w:r>
-        <w:rPr>
-          <w:rFonts w:ascii="Times New Roman" w:hAnsi="Times New Roman" w:cs="Times New Roman" w:eastAsia="Songti SC"/>
-          <w:color w:val="000000"/>
-          <w:sz w:val="24"/>
-        </w:rPr>
-        <w:t>图4. 区域检测结果与拟议的心血管调节联系。绿色表示本稿区域组织测量，蓝色表示既往报道[4,13]。上、下方向符号表示第28天模型组相对伪手术组的差异方向。虚线箭头及虚线框表示尚待检验的功能联系。</w:t>
-      </w:r>
-      <w:r>
-        <w:rPr>
-          <w:rFonts w:ascii="Times New Roman" w:hAnsi="Times New Roman" w:cs="Times New Roman" w:eastAsia="Songti SC"/>
-          <w:i/>
-          <w:color w:val="000000"/>
-          <w:sz w:val="24"/>
-        </w:rPr>
-        <w:t>Nox1</w:t>
-      </w:r>
-      <w:r>
-        <w:rPr>
-          <w:rFonts w:ascii="Times New Roman" w:hAnsi="Times New Roman" w:cs="Times New Roman" w:eastAsia="Songti SC"/>
-          <w:color w:val="000000"/>
-          <w:sz w:val="24"/>
-        </w:rPr>
-        <w:t>/</w:t>
-      </w:r>
-      <w:r>
-        <w:rPr>
-          <w:rFonts w:ascii="Times New Roman" w:hAnsi="Times New Roman" w:cs="Times New Roman" w:eastAsia="Songti SC"/>
-          <w:i/>
-          <w:color w:val="000000"/>
-          <w:sz w:val="24"/>
-        </w:rPr>
-        <w:t>Nox4</w:t>
-      </w:r>
-      <w:r>
-        <w:rPr>
-          <w:rFonts w:ascii="Times New Roman" w:hAnsi="Times New Roman" w:cs="Times New Roman" w:eastAsia="Songti SC"/>
-          <w:color w:val="000000"/>
-          <w:sz w:val="24"/>
-        </w:rPr>
-        <w:t xml:space="preserve"> mRNA不能证明NOX酶活性或交感神经介导作用。颈椎符号仅为示意。三条独立时间线分别显示伪手术、模型组第28天终末取材，以及复位组第28天取出异物后第56天取材；时间及二次手术仍与异物取出效应混杂。</w:t>
       </w:r>
     </w:p>
     <w:sectPr>
